--- a/lab2/docs/Технічне завдання.docx
+++ b/lab2/docs/Технічне завдання.docx
@@ -796,31 +796,51 @@
           <w:szCs w:val="28"/>
           <w:lang w:val="ru-RU" w:eastAsia="ru-RU"/>
         </w:rPr>
-        <w:t xml:space="preserve">Початкова </w:t>
-      </w:r>
-      <w:proofErr w:type="spellStart"/>
-      <w:r>
-        <w:rPr>
-          <w:rFonts w:ascii="Times New Roman" w:eastAsia="Times New Roman" w:hAnsi="Times New Roman" w:cs="Times New Roman"/>
-          <w:b/>
-          <w:bCs/>
-          <w:sz w:val="28"/>
-          <w:szCs w:val="28"/>
-          <w:lang w:val="ru-RU" w:eastAsia="ru-RU"/>
-        </w:rPr>
-        <w:t>швидкість</w:t>
-      </w:r>
-      <w:proofErr w:type="spellEnd"/>
-      <w:r>
-        <w:rPr>
-          <w:rFonts w:ascii="Times New Roman" w:eastAsia="Times New Roman" w:hAnsi="Times New Roman" w:cs="Times New Roman"/>
-          <w:b/>
-          <w:bCs/>
-          <w:sz w:val="28"/>
-          <w:szCs w:val="28"/>
-          <w:lang w:val="ru-RU" w:eastAsia="ru-RU"/>
-        </w:rPr>
-        <w:t xml:space="preserve"> (v₀)</w:t>
+        <w:t>К</w:t>
+      </w:r>
+      <w:r>
+        <w:rPr>
+          <w:rFonts w:ascii="Times New Roman" w:eastAsia="Times New Roman" w:hAnsi="Times New Roman" w:cs="Times New Roman"/>
+          <w:b/>
+          <w:bCs/>
+          <w:sz w:val="28"/>
+          <w:szCs w:val="28"/>
+          <w:lang w:val="ru-RU" w:eastAsia="ru-RU"/>
+        </w:rPr>
+        <w:t>оордината</w:t>
+      </w:r>
+      <w:r>
+        <w:rPr>
+          <w:rFonts w:ascii="Times New Roman" w:eastAsia="Times New Roman" w:hAnsi="Times New Roman" w:cs="Times New Roman"/>
+          <w:b/>
+          <w:bCs/>
+          <w:sz w:val="28"/>
+          <w:szCs w:val="28"/>
+          <w:lang w:val="ru-RU" w:eastAsia="ru-RU"/>
+        </w:rPr>
+        <w:t xml:space="preserve"> (</w:t>
+      </w:r>
+      <w:r>
+        <w:rPr>
+          <w:rFonts w:ascii="Times New Roman" w:eastAsia="Times New Roman" w:hAnsi="Times New Roman" w:cs="Times New Roman"/>
+          <w:b/>
+          <w:bCs/>
+          <w:sz w:val="28"/>
+          <w:szCs w:val="28"/>
+          <w:lang w:val="en-US" w:eastAsia="ru-RU"/>
+        </w:rPr>
+        <w:t>X</w:t>
+      </w:r>
+      <w:r>
+        <w:rPr>
+          <w:rFonts w:ascii="Times New Roman" w:eastAsia="Times New Roman" w:hAnsi="Times New Roman" w:cs="Times New Roman"/>
+          <w:b/>
+          <w:bCs/>
+          <w:sz w:val="28"/>
+          <w:szCs w:val="28"/>
+          <w:lang w:val="ru-RU" w:eastAsia="ru-RU"/>
+        </w:rPr>
+        <w:t>)</w:t>
       </w:r>
       <w:r>
         <w:rPr>
@@ -879,6 +899,74 @@
     <w:p>
       <w:pPr>
         <w:numPr>
+          <w:ilvl w:val="0"/>
+          <w:numId w:val="5"/>
+        </w:numPr>
+        <w:spacing w:before="100" w:beforeAutospacing="1" w:after="100" w:afterAutospacing="1" w:line="360" w:lineRule="auto"/>
+        <w:rPr>
+          <w:rFonts w:ascii="Times New Roman" w:eastAsia="Times New Roman" w:hAnsi="Times New Roman" w:cs="Times New Roman"/>
+          <w:sz w:val="28"/>
+          <w:szCs w:val="28"/>
+          <w:lang w:val="ru-RU" w:eastAsia="ru-RU"/>
+        </w:rPr>
+      </w:pPr>
+      <w:r>
+        <w:rPr>
+          <w:rFonts w:ascii="Times New Roman" w:eastAsia="Times New Roman" w:hAnsi="Times New Roman" w:cs="Times New Roman"/>
+          <w:b/>
+          <w:bCs/>
+          <w:sz w:val="28"/>
+          <w:szCs w:val="28"/>
+          <w:lang w:val="ru-RU" w:eastAsia="ru-RU"/>
+        </w:rPr>
+        <w:t>Координата</w:t>
+      </w:r>
+      <w:r>
+        <w:rPr>
+          <w:rFonts w:ascii="Times New Roman" w:eastAsia="Times New Roman" w:hAnsi="Times New Roman" w:cs="Times New Roman"/>
+          <w:b/>
+          <w:bCs/>
+          <w:sz w:val="28"/>
+          <w:szCs w:val="28"/>
+          <w:lang w:val="ru-RU" w:eastAsia="ru-RU"/>
+        </w:rPr>
+        <w:t xml:space="preserve"> (</w:t>
+      </w:r>
+      <w:r>
+        <w:rPr>
+          <w:rFonts w:ascii="Times New Roman" w:eastAsia="Times New Roman" w:hAnsi="Times New Roman" w:cs="Times New Roman"/>
+          <w:b/>
+          <w:bCs/>
+          <w:sz w:val="28"/>
+          <w:szCs w:val="28"/>
+          <w:lang w:val="en-US" w:eastAsia="ru-RU"/>
+        </w:rPr>
+        <w:t>Y</w:t>
+      </w:r>
+      <w:r>
+        <w:rPr>
+          <w:rFonts w:ascii="Times New Roman" w:eastAsia="Times New Roman" w:hAnsi="Times New Roman" w:cs="Times New Roman"/>
+          <w:b/>
+          <w:bCs/>
+          <w:sz w:val="28"/>
+          <w:szCs w:val="28"/>
+          <w:lang w:val="ru-RU" w:eastAsia="ru-RU"/>
+        </w:rPr>
+        <w:t>)</w:t>
+      </w:r>
+      <w:r>
+        <w:rPr>
+          <w:rFonts w:ascii="Times New Roman" w:eastAsia="Times New Roman" w:hAnsi="Times New Roman" w:cs="Times New Roman"/>
+          <w:sz w:val="28"/>
+          <w:szCs w:val="28"/>
+          <w:lang w:val="ru-RU" w:eastAsia="ru-RU"/>
+        </w:rPr>
+        <w:t xml:space="preserve"> </w:t>
+      </w:r>
+    </w:p>
+    <w:p>
+      <w:pPr>
+        <w:numPr>
           <w:ilvl w:val="1"/>
           <w:numId w:val="5"/>
         </w:numPr>
@@ -890,45 +978,34 @@
           <w:lang w:val="ru-RU" w:eastAsia="ru-RU"/>
         </w:rPr>
       </w:pPr>
-      <w:proofErr w:type="spellStart"/>
-      <w:r>
-        <w:rPr>
-          <w:rFonts w:ascii="Times New Roman" w:eastAsia="Times New Roman" w:hAnsi="Times New Roman" w:cs="Times New Roman"/>
-          <w:sz w:val="28"/>
-          <w:szCs w:val="28"/>
-          <w:lang w:val="ru-RU" w:eastAsia="ru-RU"/>
-        </w:rPr>
-        <w:t>умова</w:t>
-      </w:r>
-      <w:proofErr w:type="spellEnd"/>
-      <w:r>
-        <w:rPr>
-          <w:rFonts w:ascii="Times New Roman" w:eastAsia="Times New Roman" w:hAnsi="Times New Roman" w:cs="Times New Roman"/>
-          <w:sz w:val="28"/>
-          <w:szCs w:val="28"/>
-          <w:lang w:val="ru-RU" w:eastAsia="ru-RU"/>
-        </w:rPr>
-        <w:t>: v</w:t>
-      </w:r>
-      <w:proofErr w:type="gramStart"/>
-      <w:r>
-        <w:rPr>
-          <w:rFonts w:ascii="Times New Roman" w:eastAsia="Times New Roman" w:hAnsi="Times New Roman" w:cs="Times New Roman"/>
-          <w:sz w:val="28"/>
-          <w:szCs w:val="28"/>
-          <w:lang w:val="ru-RU" w:eastAsia="ru-RU"/>
-        </w:rPr>
-        <w:t>₀ &gt;</w:t>
-      </w:r>
-      <w:proofErr w:type="gramEnd"/>
-      <w:r>
-        <w:rPr>
-          <w:rFonts w:ascii="Times New Roman" w:eastAsia="Times New Roman" w:hAnsi="Times New Roman" w:cs="Times New Roman"/>
-          <w:sz w:val="28"/>
-          <w:szCs w:val="28"/>
-          <w:lang w:val="ru-RU" w:eastAsia="ru-RU"/>
-        </w:rPr>
-        <w:t xml:space="preserve"> 0 </w:t>
+      <w:r>
+        <w:rPr>
+          <w:rFonts w:ascii="Times New Roman" w:eastAsia="Times New Roman" w:hAnsi="Times New Roman" w:cs="Times New Roman"/>
+          <w:sz w:val="28"/>
+          <w:szCs w:val="28"/>
+          <w:lang w:val="ru-RU" w:eastAsia="ru-RU"/>
+        </w:rPr>
+        <w:t xml:space="preserve">тип: </w:t>
+      </w:r>
+      <w:proofErr w:type="spellStart"/>
+      <w:r>
+        <w:rPr>
+          <w:rFonts w:ascii="Times New Roman" w:eastAsia="Times New Roman" w:hAnsi="Times New Roman" w:cs="Times New Roman"/>
+          <w:sz w:val="28"/>
+          <w:szCs w:val="28"/>
+          <w:lang w:val="ru-RU" w:eastAsia="ru-RU"/>
+        </w:rPr>
+        <w:t>float</w:t>
+      </w:r>
+      <w:proofErr w:type="spellEnd"/>
+      <w:r>
+        <w:rPr>
+          <w:rFonts w:ascii="Times New Roman" w:eastAsia="Times New Roman" w:hAnsi="Times New Roman" w:cs="Times New Roman"/>
+          <w:sz w:val="28"/>
+          <w:szCs w:val="28"/>
+          <w:lang w:val="ru-RU" w:eastAsia="ru-RU"/>
+        </w:rPr>
+        <w:t xml:space="preserve"> </w:t>
       </w:r>
     </w:p>
     <w:p>
@@ -954,31 +1031,31 @@
           <w:szCs w:val="28"/>
           <w:lang w:val="ru-RU" w:eastAsia="ru-RU"/>
         </w:rPr>
-        <w:t xml:space="preserve">Кут </w:t>
-      </w:r>
-      <w:proofErr w:type="spellStart"/>
-      <w:r>
-        <w:rPr>
-          <w:rFonts w:ascii="Times New Roman" w:eastAsia="Times New Roman" w:hAnsi="Times New Roman" w:cs="Times New Roman"/>
-          <w:b/>
-          <w:bCs/>
-          <w:sz w:val="28"/>
-          <w:szCs w:val="28"/>
-          <w:lang w:val="ru-RU" w:eastAsia="ru-RU"/>
-        </w:rPr>
-        <w:t>кидання</w:t>
-      </w:r>
-      <w:proofErr w:type="spellEnd"/>
-      <w:r>
-        <w:rPr>
-          <w:rFonts w:ascii="Times New Roman" w:eastAsia="Times New Roman" w:hAnsi="Times New Roman" w:cs="Times New Roman"/>
-          <w:b/>
-          <w:bCs/>
-          <w:sz w:val="28"/>
-          <w:szCs w:val="28"/>
-          <w:lang w:val="ru-RU" w:eastAsia="ru-RU"/>
-        </w:rPr>
-        <w:t xml:space="preserve"> (α)</w:t>
+        <w:t xml:space="preserve">Початкова </w:t>
+      </w:r>
+      <w:proofErr w:type="spellStart"/>
+      <w:r>
+        <w:rPr>
+          <w:rFonts w:ascii="Times New Roman" w:eastAsia="Times New Roman" w:hAnsi="Times New Roman" w:cs="Times New Roman"/>
+          <w:b/>
+          <w:bCs/>
+          <w:sz w:val="28"/>
+          <w:szCs w:val="28"/>
+          <w:lang w:val="ru-RU" w:eastAsia="ru-RU"/>
+        </w:rPr>
+        <w:t>швидкість</w:t>
+      </w:r>
+      <w:proofErr w:type="spellEnd"/>
+      <w:r>
+        <w:rPr>
+          <w:rFonts w:ascii="Times New Roman" w:eastAsia="Times New Roman" w:hAnsi="Times New Roman" w:cs="Times New Roman"/>
+          <w:b/>
+          <w:bCs/>
+          <w:sz w:val="28"/>
+          <w:szCs w:val="28"/>
+          <w:lang w:val="ru-RU" w:eastAsia="ru-RU"/>
+        </w:rPr>
+        <w:t xml:space="preserve"> (v₀)</w:t>
       </w:r>
       <w:r>
         <w:rPr>
@@ -1056,29 +1133,88 @@
           <w:szCs w:val="28"/>
           <w:lang w:val="ru-RU" w:eastAsia="ru-RU"/>
         </w:rPr>
-        <w:t>одиниці</w:t>
-      </w:r>
-      <w:proofErr w:type="spellEnd"/>
-      <w:r>
-        <w:rPr>
-          <w:rFonts w:ascii="Times New Roman" w:eastAsia="Times New Roman" w:hAnsi="Times New Roman" w:cs="Times New Roman"/>
-          <w:sz w:val="28"/>
-          <w:szCs w:val="28"/>
-          <w:lang w:val="ru-RU" w:eastAsia="ru-RU"/>
-        </w:rPr>
-        <w:t xml:space="preserve">: </w:t>
-      </w:r>
-      <w:proofErr w:type="spellStart"/>
-      <w:r>
-        <w:rPr>
-          <w:rFonts w:ascii="Times New Roman" w:eastAsia="Times New Roman" w:hAnsi="Times New Roman" w:cs="Times New Roman"/>
-          <w:sz w:val="28"/>
-          <w:szCs w:val="28"/>
-          <w:lang w:val="ru-RU" w:eastAsia="ru-RU"/>
-        </w:rPr>
-        <w:t>градуси</w:t>
-      </w:r>
-      <w:proofErr w:type="spellEnd"/>
+        <w:t>умова</w:t>
+      </w:r>
+      <w:proofErr w:type="spellEnd"/>
+      <w:r>
+        <w:rPr>
+          <w:rFonts w:ascii="Times New Roman" w:eastAsia="Times New Roman" w:hAnsi="Times New Roman" w:cs="Times New Roman"/>
+          <w:sz w:val="28"/>
+          <w:szCs w:val="28"/>
+          <w:lang w:val="ru-RU" w:eastAsia="ru-RU"/>
+        </w:rPr>
+        <w:t>: v</w:t>
+      </w:r>
+      <w:proofErr w:type="gramStart"/>
+      <w:r>
+        <w:rPr>
+          <w:rFonts w:ascii="Times New Roman" w:eastAsia="Times New Roman" w:hAnsi="Times New Roman" w:cs="Times New Roman"/>
+          <w:sz w:val="28"/>
+          <w:szCs w:val="28"/>
+          <w:lang w:val="ru-RU" w:eastAsia="ru-RU"/>
+        </w:rPr>
+        <w:t>₀ &gt;</w:t>
+      </w:r>
+      <w:proofErr w:type="gramEnd"/>
+      <w:r>
+        <w:rPr>
+          <w:rFonts w:ascii="Times New Roman" w:eastAsia="Times New Roman" w:hAnsi="Times New Roman" w:cs="Times New Roman"/>
+          <w:sz w:val="28"/>
+          <w:szCs w:val="28"/>
+          <w:lang w:val="ru-RU" w:eastAsia="ru-RU"/>
+        </w:rPr>
+        <w:t xml:space="preserve"> 0 </w:t>
+      </w:r>
+    </w:p>
+    <w:p>
+      <w:pPr>
+        <w:numPr>
+          <w:ilvl w:val="0"/>
+          <w:numId w:val="5"/>
+        </w:numPr>
+        <w:spacing w:before="100" w:beforeAutospacing="1" w:after="100" w:afterAutospacing="1" w:line="360" w:lineRule="auto"/>
+        <w:rPr>
+          <w:rFonts w:ascii="Times New Roman" w:eastAsia="Times New Roman" w:hAnsi="Times New Roman" w:cs="Times New Roman"/>
+          <w:sz w:val="28"/>
+          <w:szCs w:val="28"/>
+          <w:lang w:val="ru-RU" w:eastAsia="ru-RU"/>
+        </w:rPr>
+      </w:pPr>
+      <w:r>
+        <w:rPr>
+          <w:rFonts w:ascii="Times New Roman" w:eastAsia="Times New Roman" w:hAnsi="Times New Roman" w:cs="Times New Roman"/>
+          <w:b/>
+          <w:bCs/>
+          <w:sz w:val="28"/>
+          <w:szCs w:val="28"/>
+          <w:lang w:val="ru-RU" w:eastAsia="ru-RU"/>
+        </w:rPr>
+        <w:t xml:space="preserve">Кут </w:t>
+      </w:r>
+      <w:proofErr w:type="spellStart"/>
+      <w:r>
+        <w:rPr>
+          <w:rFonts w:ascii="Times New Roman" w:eastAsia="Times New Roman" w:hAnsi="Times New Roman" w:cs="Times New Roman"/>
+          <w:b/>
+          <w:bCs/>
+          <w:sz w:val="28"/>
+          <w:szCs w:val="28"/>
+          <w:lang w:val="ru-RU" w:eastAsia="ru-RU"/>
+        </w:rPr>
+        <w:t>кидання</w:t>
+      </w:r>
+      <w:proofErr w:type="spellEnd"/>
+      <w:r>
+        <w:rPr>
+          <w:rFonts w:ascii="Times New Roman" w:eastAsia="Times New Roman" w:hAnsi="Times New Roman" w:cs="Times New Roman"/>
+          <w:b/>
+          <w:bCs/>
+          <w:sz w:val="28"/>
+          <w:szCs w:val="28"/>
+          <w:lang w:val="ru-RU" w:eastAsia="ru-RU"/>
+        </w:rPr>
+        <w:t xml:space="preserve"> (α)</w:t>
+      </w:r>
       <w:r>
         <w:rPr>
           <w:rFonts w:ascii="Times New Roman" w:eastAsia="Times New Roman" w:hAnsi="Times New Roman" w:cs="Times New Roman"/>
@@ -1103,6 +1239,105 @@
           <w:lang w:val="ru-RU" w:eastAsia="ru-RU"/>
         </w:rPr>
       </w:pPr>
+      <w:r>
+        <w:rPr>
+          <w:rFonts w:ascii="Times New Roman" w:eastAsia="Times New Roman" w:hAnsi="Times New Roman" w:cs="Times New Roman"/>
+          <w:sz w:val="28"/>
+          <w:szCs w:val="28"/>
+          <w:lang w:val="ru-RU" w:eastAsia="ru-RU"/>
+        </w:rPr>
+        <w:t xml:space="preserve">тип: </w:t>
+      </w:r>
+      <w:proofErr w:type="spellStart"/>
+      <w:r>
+        <w:rPr>
+          <w:rFonts w:ascii="Times New Roman" w:eastAsia="Times New Roman" w:hAnsi="Times New Roman" w:cs="Times New Roman"/>
+          <w:sz w:val="28"/>
+          <w:szCs w:val="28"/>
+          <w:lang w:val="ru-RU" w:eastAsia="ru-RU"/>
+        </w:rPr>
+        <w:t>float</w:t>
+      </w:r>
+      <w:proofErr w:type="spellEnd"/>
+      <w:r>
+        <w:rPr>
+          <w:rFonts w:ascii="Times New Roman" w:eastAsia="Times New Roman" w:hAnsi="Times New Roman" w:cs="Times New Roman"/>
+          <w:sz w:val="28"/>
+          <w:szCs w:val="28"/>
+          <w:lang w:val="ru-RU" w:eastAsia="ru-RU"/>
+        </w:rPr>
+        <w:t xml:space="preserve"> </w:t>
+      </w:r>
+    </w:p>
+    <w:p>
+      <w:pPr>
+        <w:numPr>
+          <w:ilvl w:val="1"/>
+          <w:numId w:val="5"/>
+        </w:numPr>
+        <w:spacing w:before="100" w:beforeAutospacing="1" w:after="100" w:afterAutospacing="1" w:line="360" w:lineRule="auto"/>
+        <w:rPr>
+          <w:rFonts w:ascii="Times New Roman" w:eastAsia="Times New Roman" w:hAnsi="Times New Roman" w:cs="Times New Roman"/>
+          <w:sz w:val="28"/>
+          <w:szCs w:val="28"/>
+          <w:lang w:val="ru-RU" w:eastAsia="ru-RU"/>
+        </w:rPr>
+      </w:pPr>
+      <w:proofErr w:type="spellStart"/>
+      <w:r>
+        <w:rPr>
+          <w:rFonts w:ascii="Times New Roman" w:eastAsia="Times New Roman" w:hAnsi="Times New Roman" w:cs="Times New Roman"/>
+          <w:sz w:val="28"/>
+          <w:szCs w:val="28"/>
+          <w:lang w:val="ru-RU" w:eastAsia="ru-RU"/>
+        </w:rPr>
+        <w:t>одиниці</w:t>
+      </w:r>
+      <w:proofErr w:type="spellEnd"/>
+      <w:r>
+        <w:rPr>
+          <w:rFonts w:ascii="Times New Roman" w:eastAsia="Times New Roman" w:hAnsi="Times New Roman" w:cs="Times New Roman"/>
+          <w:sz w:val="28"/>
+          <w:szCs w:val="28"/>
+          <w:lang w:val="ru-RU" w:eastAsia="ru-RU"/>
+        </w:rPr>
+        <w:t xml:space="preserve">: </w:t>
+      </w:r>
+      <w:proofErr w:type="spellStart"/>
+      <w:r>
+        <w:rPr>
+          <w:rFonts w:ascii="Times New Roman" w:eastAsia="Times New Roman" w:hAnsi="Times New Roman" w:cs="Times New Roman"/>
+          <w:sz w:val="28"/>
+          <w:szCs w:val="28"/>
+          <w:lang w:val="ru-RU" w:eastAsia="ru-RU"/>
+        </w:rPr>
+        <w:t>градуси</w:t>
+      </w:r>
+      <w:proofErr w:type="spellEnd"/>
+      <w:r>
+        <w:rPr>
+          <w:rFonts w:ascii="Times New Roman" w:eastAsia="Times New Roman" w:hAnsi="Times New Roman" w:cs="Times New Roman"/>
+          <w:sz w:val="28"/>
+          <w:szCs w:val="28"/>
+          <w:lang w:val="ru-RU" w:eastAsia="ru-RU"/>
+        </w:rPr>
+        <w:t xml:space="preserve"> </w:t>
+      </w:r>
+    </w:p>
+    <w:p>
+      <w:pPr>
+        <w:numPr>
+          <w:ilvl w:val="1"/>
+          <w:numId w:val="5"/>
+        </w:numPr>
+        <w:spacing w:before="100" w:beforeAutospacing="1" w:after="100" w:afterAutospacing="1" w:line="360" w:lineRule="auto"/>
+        <w:rPr>
+          <w:rFonts w:ascii="Times New Roman" w:eastAsia="Times New Roman" w:hAnsi="Times New Roman" w:cs="Times New Roman"/>
+          <w:sz w:val="28"/>
+          <w:szCs w:val="28"/>
+          <w:lang w:val="ru-RU" w:eastAsia="ru-RU"/>
+        </w:rPr>
+      </w:pPr>
       <w:proofErr w:type="spellStart"/>
       <w:r>
         <w:rPr>
@@ -1277,6 +1512,7 @@
           <w:szCs w:val="28"/>
           <w:lang w:val="ru-RU" w:eastAsia="ru-RU"/>
         </w:rPr>
+        <w:lastRenderedPageBreak/>
         <w:t xml:space="preserve">за </w:t>
       </w:r>
       <w:proofErr w:type="spellStart"/>
@@ -1333,7 +1569,6 @@
           <w:szCs w:val="36"/>
           <w:lang w:val="ru-RU" w:eastAsia="ru-RU"/>
         </w:rPr>
-        <w:lastRenderedPageBreak/>
         <w:t xml:space="preserve">1.4 </w:t>
       </w:r>
       <w:proofErr w:type="spellStart"/>
@@ -2369,6 +2604,7 @@
           <w:szCs w:val="36"/>
           <w:lang w:val="ru-RU" w:eastAsia="ru-RU"/>
         </w:rPr>
+        <w:lastRenderedPageBreak/>
         <w:t xml:space="preserve">1.6 </w:t>
       </w:r>
       <w:proofErr w:type="spellStart"/>
@@ -2490,7 +2726,6 @@
           <w:szCs w:val="28"/>
           <w:lang w:val="ru-RU" w:eastAsia="ru-RU"/>
         </w:rPr>
-        <w:lastRenderedPageBreak/>
         <w:t>numpy</w:t>
       </w:r>
       <w:proofErr w:type="spellEnd"/>
@@ -5445,7 +5680,7 @@
   <w:style w:type="paragraph" w:default="1" w:styleId="a">
     <w:name w:val="Normal"/>
     <w:qFormat/>
-    <w:rsid w:val="00FC0D26"/>
+    <w:rsid w:val="00731397"/>
   </w:style>
   <w:style w:type="paragraph" w:styleId="1">
     <w:name w:val="heading 1"/>

--- a/lab2/docs/Технічне завдання.docx
+++ b/lab2/docs/Технічне завдання.docx
@@ -796,51 +796,31 @@
           <w:szCs w:val="28"/>
           <w:lang w:val="ru-RU" w:eastAsia="ru-RU"/>
         </w:rPr>
-        <w:t>К</w:t>
-      </w:r>
-      <w:r>
-        <w:rPr>
-          <w:rFonts w:ascii="Times New Roman" w:eastAsia="Times New Roman" w:hAnsi="Times New Roman" w:cs="Times New Roman"/>
-          <w:b/>
-          <w:bCs/>
-          <w:sz w:val="28"/>
-          <w:szCs w:val="28"/>
-          <w:lang w:val="ru-RU" w:eastAsia="ru-RU"/>
-        </w:rPr>
-        <w:t>оордината</w:t>
-      </w:r>
-      <w:r>
-        <w:rPr>
-          <w:rFonts w:ascii="Times New Roman" w:eastAsia="Times New Roman" w:hAnsi="Times New Roman" w:cs="Times New Roman"/>
-          <w:b/>
-          <w:bCs/>
-          <w:sz w:val="28"/>
-          <w:szCs w:val="28"/>
-          <w:lang w:val="ru-RU" w:eastAsia="ru-RU"/>
-        </w:rPr>
-        <w:t xml:space="preserve"> (</w:t>
-      </w:r>
-      <w:r>
-        <w:rPr>
-          <w:rFonts w:ascii="Times New Roman" w:eastAsia="Times New Roman" w:hAnsi="Times New Roman" w:cs="Times New Roman"/>
-          <w:b/>
-          <w:bCs/>
-          <w:sz w:val="28"/>
-          <w:szCs w:val="28"/>
-          <w:lang w:val="en-US" w:eastAsia="ru-RU"/>
-        </w:rPr>
-        <w:t>X</w:t>
-      </w:r>
-      <w:r>
-        <w:rPr>
-          <w:rFonts w:ascii="Times New Roman" w:eastAsia="Times New Roman" w:hAnsi="Times New Roman" w:cs="Times New Roman"/>
-          <w:b/>
-          <w:bCs/>
-          <w:sz w:val="28"/>
-          <w:szCs w:val="28"/>
-          <w:lang w:val="ru-RU" w:eastAsia="ru-RU"/>
-        </w:rPr>
-        <w:t>)</w:t>
+        <w:t xml:space="preserve">Початкова </w:t>
+      </w:r>
+      <w:proofErr w:type="spellStart"/>
+      <w:r>
+        <w:rPr>
+          <w:rFonts w:ascii="Times New Roman" w:eastAsia="Times New Roman" w:hAnsi="Times New Roman" w:cs="Times New Roman"/>
+          <w:b/>
+          <w:bCs/>
+          <w:sz w:val="28"/>
+          <w:szCs w:val="28"/>
+          <w:lang w:val="ru-RU" w:eastAsia="ru-RU"/>
+        </w:rPr>
+        <w:t>швидкість</w:t>
+      </w:r>
+      <w:proofErr w:type="spellEnd"/>
+      <w:r>
+        <w:rPr>
+          <w:rFonts w:ascii="Times New Roman" w:eastAsia="Times New Roman" w:hAnsi="Times New Roman" w:cs="Times New Roman"/>
+          <w:b/>
+          <w:bCs/>
+          <w:sz w:val="28"/>
+          <w:szCs w:val="28"/>
+          <w:lang w:val="ru-RU" w:eastAsia="ru-RU"/>
+        </w:rPr>
+        <w:t xml:space="preserve"> (v₀)</w:t>
       </w:r>
       <w:r>
         <w:rPr>
@@ -899,6 +879,61 @@
     <w:p>
       <w:pPr>
         <w:numPr>
+          <w:ilvl w:val="1"/>
+          <w:numId w:val="5"/>
+        </w:numPr>
+        <w:spacing w:before="100" w:beforeAutospacing="1" w:after="100" w:afterAutospacing="1" w:line="360" w:lineRule="auto"/>
+        <w:rPr>
+          <w:rFonts w:ascii="Times New Roman" w:eastAsia="Times New Roman" w:hAnsi="Times New Roman" w:cs="Times New Roman"/>
+          <w:sz w:val="28"/>
+          <w:szCs w:val="28"/>
+          <w:lang w:val="ru-RU" w:eastAsia="ru-RU"/>
+        </w:rPr>
+      </w:pPr>
+      <w:proofErr w:type="spellStart"/>
+      <w:r>
+        <w:rPr>
+          <w:rFonts w:ascii="Times New Roman" w:eastAsia="Times New Roman" w:hAnsi="Times New Roman" w:cs="Times New Roman"/>
+          <w:sz w:val="28"/>
+          <w:szCs w:val="28"/>
+          <w:lang w:val="ru-RU" w:eastAsia="ru-RU"/>
+        </w:rPr>
+        <w:t>умова</w:t>
+      </w:r>
+      <w:proofErr w:type="spellEnd"/>
+      <w:r>
+        <w:rPr>
+          <w:rFonts w:ascii="Times New Roman" w:eastAsia="Times New Roman" w:hAnsi="Times New Roman" w:cs="Times New Roman"/>
+          <w:sz w:val="28"/>
+          <w:szCs w:val="28"/>
+          <w:lang w:val="ru-RU" w:eastAsia="ru-RU"/>
+        </w:rPr>
+        <w:t>: v</w:t>
+      </w:r>
+      <w:proofErr w:type="gramStart"/>
+      <w:r>
+        <w:rPr>
+          <w:rFonts w:ascii="Times New Roman" w:eastAsia="Times New Roman" w:hAnsi="Times New Roman" w:cs="Times New Roman"/>
+          <w:sz w:val="28"/>
+          <w:szCs w:val="28"/>
+          <w:lang w:val="ru-RU" w:eastAsia="ru-RU"/>
+        </w:rPr>
+        <w:t>₀ &gt;</w:t>
+      </w:r>
+      <w:proofErr w:type="gramEnd"/>
+      <w:r>
+        <w:rPr>
+          <w:rFonts w:ascii="Times New Roman" w:eastAsia="Times New Roman" w:hAnsi="Times New Roman" w:cs="Times New Roman"/>
+          <w:sz w:val="28"/>
+          <w:szCs w:val="28"/>
+          <w:lang w:val="ru-RU" w:eastAsia="ru-RU"/>
+        </w:rPr>
+        <w:t xml:space="preserve"> 0 </w:t>
+      </w:r>
+    </w:p>
+    <w:p>
+      <w:pPr>
+        <w:numPr>
           <w:ilvl w:val="0"/>
           <w:numId w:val="5"/>
         </w:numPr>
@@ -919,40 +954,31 @@
           <w:szCs w:val="28"/>
           <w:lang w:val="ru-RU" w:eastAsia="ru-RU"/>
         </w:rPr>
-        <w:t>Координата</w:t>
-      </w:r>
-      <w:r>
-        <w:rPr>
-          <w:rFonts w:ascii="Times New Roman" w:eastAsia="Times New Roman" w:hAnsi="Times New Roman" w:cs="Times New Roman"/>
-          <w:b/>
-          <w:bCs/>
-          <w:sz w:val="28"/>
-          <w:szCs w:val="28"/>
-          <w:lang w:val="ru-RU" w:eastAsia="ru-RU"/>
-        </w:rPr>
-        <w:t xml:space="preserve"> (</w:t>
-      </w:r>
-      <w:r>
-        <w:rPr>
-          <w:rFonts w:ascii="Times New Roman" w:eastAsia="Times New Roman" w:hAnsi="Times New Roman" w:cs="Times New Roman"/>
-          <w:b/>
-          <w:bCs/>
-          <w:sz w:val="28"/>
-          <w:szCs w:val="28"/>
-          <w:lang w:val="en-US" w:eastAsia="ru-RU"/>
-        </w:rPr>
-        <w:t>Y</w:t>
-      </w:r>
-      <w:r>
-        <w:rPr>
-          <w:rFonts w:ascii="Times New Roman" w:eastAsia="Times New Roman" w:hAnsi="Times New Roman" w:cs="Times New Roman"/>
-          <w:b/>
-          <w:bCs/>
-          <w:sz w:val="28"/>
-          <w:szCs w:val="28"/>
-          <w:lang w:val="ru-RU" w:eastAsia="ru-RU"/>
-        </w:rPr>
-        <w:t>)</w:t>
+        <w:t xml:space="preserve">Кут </w:t>
+      </w:r>
+      <w:proofErr w:type="spellStart"/>
+      <w:r>
+        <w:rPr>
+          <w:rFonts w:ascii="Times New Roman" w:eastAsia="Times New Roman" w:hAnsi="Times New Roman" w:cs="Times New Roman"/>
+          <w:b/>
+          <w:bCs/>
+          <w:sz w:val="28"/>
+          <w:szCs w:val="28"/>
+          <w:lang w:val="ru-RU" w:eastAsia="ru-RU"/>
+        </w:rPr>
+        <w:t>кидання</w:t>
+      </w:r>
+      <w:proofErr w:type="spellEnd"/>
+      <w:r>
+        <w:rPr>
+          <w:rFonts w:ascii="Times New Roman" w:eastAsia="Times New Roman" w:hAnsi="Times New Roman" w:cs="Times New Roman"/>
+          <w:b/>
+          <w:bCs/>
+          <w:sz w:val="28"/>
+          <w:szCs w:val="28"/>
+          <w:lang w:val="ru-RU" w:eastAsia="ru-RU"/>
+        </w:rPr>
+        <w:t xml:space="preserve"> (α)</w:t>
       </w:r>
       <w:r>
         <w:rPr>
@@ -1011,7 +1037,7 @@
     <w:p>
       <w:pPr>
         <w:numPr>
-          <w:ilvl w:val="0"/>
+          <w:ilvl w:val="1"/>
           <w:numId w:val="5"/>
         </w:numPr>
         <w:spacing w:before="100" w:beforeAutospacing="1" w:after="100" w:afterAutospacing="1" w:line="360" w:lineRule="auto"/>
@@ -1022,41 +1048,37 @@
           <w:lang w:val="ru-RU" w:eastAsia="ru-RU"/>
         </w:rPr>
       </w:pPr>
-      <w:r>
-        <w:rPr>
-          <w:rFonts w:ascii="Times New Roman" w:eastAsia="Times New Roman" w:hAnsi="Times New Roman" w:cs="Times New Roman"/>
-          <w:b/>
-          <w:bCs/>
-          <w:sz w:val="28"/>
-          <w:szCs w:val="28"/>
-          <w:lang w:val="ru-RU" w:eastAsia="ru-RU"/>
-        </w:rPr>
-        <w:t xml:space="preserve">Початкова </w:t>
-      </w:r>
-      <w:proofErr w:type="spellStart"/>
-      <w:r>
-        <w:rPr>
-          <w:rFonts w:ascii="Times New Roman" w:eastAsia="Times New Roman" w:hAnsi="Times New Roman" w:cs="Times New Roman"/>
-          <w:b/>
-          <w:bCs/>
-          <w:sz w:val="28"/>
-          <w:szCs w:val="28"/>
-          <w:lang w:val="ru-RU" w:eastAsia="ru-RU"/>
-        </w:rPr>
-        <w:t>швидкість</w:t>
-      </w:r>
-      <w:proofErr w:type="spellEnd"/>
-      <w:r>
-        <w:rPr>
-          <w:rFonts w:ascii="Times New Roman" w:eastAsia="Times New Roman" w:hAnsi="Times New Roman" w:cs="Times New Roman"/>
-          <w:b/>
-          <w:bCs/>
-          <w:sz w:val="28"/>
-          <w:szCs w:val="28"/>
-          <w:lang w:val="ru-RU" w:eastAsia="ru-RU"/>
-        </w:rPr>
-        <w:t xml:space="preserve"> (v₀)</w:t>
-      </w:r>
+      <w:proofErr w:type="spellStart"/>
+      <w:r>
+        <w:rPr>
+          <w:rFonts w:ascii="Times New Roman" w:eastAsia="Times New Roman" w:hAnsi="Times New Roman" w:cs="Times New Roman"/>
+          <w:sz w:val="28"/>
+          <w:szCs w:val="28"/>
+          <w:lang w:val="ru-RU" w:eastAsia="ru-RU"/>
+        </w:rPr>
+        <w:t>одиниці</w:t>
+      </w:r>
+      <w:proofErr w:type="spellEnd"/>
+      <w:r>
+        <w:rPr>
+          <w:rFonts w:ascii="Times New Roman" w:eastAsia="Times New Roman" w:hAnsi="Times New Roman" w:cs="Times New Roman"/>
+          <w:sz w:val="28"/>
+          <w:szCs w:val="28"/>
+          <w:lang w:val="ru-RU" w:eastAsia="ru-RU"/>
+        </w:rPr>
+        <w:t xml:space="preserve">: </w:t>
+      </w:r>
+      <w:proofErr w:type="spellStart"/>
+      <w:r>
+        <w:rPr>
+          <w:rFonts w:ascii="Times New Roman" w:eastAsia="Times New Roman" w:hAnsi="Times New Roman" w:cs="Times New Roman"/>
+          <w:sz w:val="28"/>
+          <w:szCs w:val="28"/>
+          <w:lang w:val="ru-RU" w:eastAsia="ru-RU"/>
+        </w:rPr>
+        <w:t>градуси</w:t>
+      </w:r>
+      <w:proofErr w:type="spellEnd"/>
       <w:r>
         <w:rPr>
           <w:rFonts w:ascii="Times New Roman" w:eastAsia="Times New Roman" w:hAnsi="Times New Roman" w:cs="Times New Roman"/>
@@ -1081,26 +1103,105 @@
           <w:lang w:val="ru-RU" w:eastAsia="ru-RU"/>
         </w:rPr>
       </w:pPr>
-      <w:r>
-        <w:rPr>
-          <w:rFonts w:ascii="Times New Roman" w:eastAsia="Times New Roman" w:hAnsi="Times New Roman" w:cs="Times New Roman"/>
-          <w:sz w:val="28"/>
-          <w:szCs w:val="28"/>
-          <w:lang w:val="ru-RU" w:eastAsia="ru-RU"/>
-        </w:rPr>
-        <w:t xml:space="preserve">тип: </w:t>
-      </w:r>
-      <w:proofErr w:type="spellStart"/>
-      <w:r>
-        <w:rPr>
-          <w:rFonts w:ascii="Times New Roman" w:eastAsia="Times New Roman" w:hAnsi="Times New Roman" w:cs="Times New Roman"/>
-          <w:sz w:val="28"/>
-          <w:szCs w:val="28"/>
-          <w:lang w:val="ru-RU" w:eastAsia="ru-RU"/>
-        </w:rPr>
-        <w:t>float</w:t>
-      </w:r>
-      <w:proofErr w:type="spellEnd"/>
+      <w:proofErr w:type="spellStart"/>
+      <w:r>
+        <w:rPr>
+          <w:rFonts w:ascii="Times New Roman" w:eastAsia="Times New Roman" w:hAnsi="Times New Roman" w:cs="Times New Roman"/>
+          <w:sz w:val="28"/>
+          <w:szCs w:val="28"/>
+          <w:lang w:val="ru-RU" w:eastAsia="ru-RU"/>
+        </w:rPr>
+        <w:t>умова</w:t>
+      </w:r>
+      <w:proofErr w:type="spellEnd"/>
+      <w:r>
+        <w:rPr>
+          <w:rFonts w:ascii="Times New Roman" w:eastAsia="Times New Roman" w:hAnsi="Times New Roman" w:cs="Times New Roman"/>
+          <w:sz w:val="28"/>
+          <w:szCs w:val="28"/>
+          <w:lang w:val="ru-RU" w:eastAsia="ru-RU"/>
+        </w:rPr>
+        <w:t xml:space="preserve">: 0 </w:t>
+      </w:r>
+      <w:proofErr w:type="gramStart"/>
+      <w:r>
+        <w:rPr>
+          <w:rFonts w:ascii="Times New Roman" w:eastAsia="Times New Roman" w:hAnsi="Times New Roman" w:cs="Times New Roman"/>
+          <w:sz w:val="28"/>
+          <w:szCs w:val="28"/>
+          <w:lang w:val="ru-RU" w:eastAsia="ru-RU"/>
+        </w:rPr>
+        <w:t>&lt; α</w:t>
+      </w:r>
+      <w:proofErr w:type="gramEnd"/>
+      <w:r>
+        <w:rPr>
+          <w:rFonts w:ascii="Times New Roman" w:eastAsia="Times New Roman" w:hAnsi="Times New Roman" w:cs="Times New Roman"/>
+          <w:sz w:val="28"/>
+          <w:szCs w:val="28"/>
+          <w:lang w:val="ru-RU" w:eastAsia="ru-RU"/>
+        </w:rPr>
+        <w:t xml:space="preserve"> </w:t>
+      </w:r>
+      <w:proofErr w:type="gramStart"/>
+      <w:r>
+        <w:rPr>
+          <w:rFonts w:ascii="Times New Roman" w:eastAsia="Times New Roman" w:hAnsi="Times New Roman" w:cs="Times New Roman"/>
+          <w:sz w:val="28"/>
+          <w:szCs w:val="28"/>
+          <w:lang w:val="ru-RU" w:eastAsia="ru-RU"/>
+        </w:rPr>
+        <w:t>&lt; 90</w:t>
+      </w:r>
+      <w:proofErr w:type="gramEnd"/>
+      <w:r>
+        <w:rPr>
+          <w:rFonts w:ascii="Times New Roman" w:eastAsia="Times New Roman" w:hAnsi="Times New Roman" w:cs="Times New Roman"/>
+          <w:sz w:val="28"/>
+          <w:szCs w:val="28"/>
+          <w:lang w:val="ru-RU" w:eastAsia="ru-RU"/>
+        </w:rPr>
+        <w:t xml:space="preserve"> </w:t>
+      </w:r>
+    </w:p>
+    <w:p>
+      <w:pPr>
+        <w:numPr>
+          <w:ilvl w:val="0"/>
+          <w:numId w:val="5"/>
+        </w:numPr>
+        <w:spacing w:before="100" w:beforeAutospacing="1" w:after="100" w:afterAutospacing="1" w:line="360" w:lineRule="auto"/>
+        <w:rPr>
+          <w:rFonts w:ascii="Times New Roman" w:eastAsia="Times New Roman" w:hAnsi="Times New Roman" w:cs="Times New Roman"/>
+          <w:sz w:val="28"/>
+          <w:szCs w:val="28"/>
+          <w:lang w:val="ru-RU" w:eastAsia="ru-RU"/>
+        </w:rPr>
+      </w:pPr>
+      <w:proofErr w:type="spellStart"/>
+      <w:r>
+        <w:rPr>
+          <w:rFonts w:ascii="Times New Roman" w:eastAsia="Times New Roman" w:hAnsi="Times New Roman" w:cs="Times New Roman"/>
+          <w:b/>
+          <w:bCs/>
+          <w:sz w:val="28"/>
+          <w:szCs w:val="28"/>
+          <w:lang w:val="ru-RU" w:eastAsia="ru-RU"/>
+        </w:rPr>
+        <w:t>Прискорення</w:t>
+      </w:r>
+      <w:proofErr w:type="spellEnd"/>
+      <w:r>
+        <w:rPr>
+          <w:rFonts w:ascii="Times New Roman" w:eastAsia="Times New Roman" w:hAnsi="Times New Roman" w:cs="Times New Roman"/>
+          <w:b/>
+          <w:bCs/>
+          <w:sz w:val="28"/>
+          <w:szCs w:val="28"/>
+          <w:lang w:val="ru-RU" w:eastAsia="ru-RU"/>
+        </w:rPr>
+        <w:t xml:space="preserve"> (g)</w:t>
+      </w:r>
       <w:r>
         <w:rPr>
           <w:rFonts w:ascii="Times New Roman" w:eastAsia="Times New Roman" w:hAnsi="Times New Roman" w:cs="Times New Roman"/>
@@ -1125,96 +1226,26 @@
           <w:lang w:val="ru-RU" w:eastAsia="ru-RU"/>
         </w:rPr>
       </w:pPr>
-      <w:proofErr w:type="spellStart"/>
-      <w:r>
-        <w:rPr>
-          <w:rFonts w:ascii="Times New Roman" w:eastAsia="Times New Roman" w:hAnsi="Times New Roman" w:cs="Times New Roman"/>
-          <w:sz w:val="28"/>
-          <w:szCs w:val="28"/>
-          <w:lang w:val="ru-RU" w:eastAsia="ru-RU"/>
-        </w:rPr>
-        <w:t>умова</w:t>
-      </w:r>
-      <w:proofErr w:type="spellEnd"/>
-      <w:r>
-        <w:rPr>
-          <w:rFonts w:ascii="Times New Roman" w:eastAsia="Times New Roman" w:hAnsi="Times New Roman" w:cs="Times New Roman"/>
-          <w:sz w:val="28"/>
-          <w:szCs w:val="28"/>
-          <w:lang w:val="ru-RU" w:eastAsia="ru-RU"/>
-        </w:rPr>
-        <w:t>: v</w:t>
-      </w:r>
-      <w:proofErr w:type="gramStart"/>
-      <w:r>
-        <w:rPr>
-          <w:rFonts w:ascii="Times New Roman" w:eastAsia="Times New Roman" w:hAnsi="Times New Roman" w:cs="Times New Roman"/>
-          <w:sz w:val="28"/>
-          <w:szCs w:val="28"/>
-          <w:lang w:val="ru-RU" w:eastAsia="ru-RU"/>
-        </w:rPr>
-        <w:t>₀ &gt;</w:t>
-      </w:r>
-      <w:proofErr w:type="gramEnd"/>
-      <w:r>
-        <w:rPr>
-          <w:rFonts w:ascii="Times New Roman" w:eastAsia="Times New Roman" w:hAnsi="Times New Roman" w:cs="Times New Roman"/>
-          <w:sz w:val="28"/>
-          <w:szCs w:val="28"/>
-          <w:lang w:val="ru-RU" w:eastAsia="ru-RU"/>
-        </w:rPr>
-        <w:t xml:space="preserve"> 0 </w:t>
-      </w:r>
-    </w:p>
-    <w:p>
-      <w:pPr>
-        <w:numPr>
-          <w:ilvl w:val="0"/>
-          <w:numId w:val="5"/>
-        </w:numPr>
-        <w:spacing w:before="100" w:beforeAutospacing="1" w:after="100" w:afterAutospacing="1" w:line="360" w:lineRule="auto"/>
-        <w:rPr>
-          <w:rFonts w:ascii="Times New Roman" w:eastAsia="Times New Roman" w:hAnsi="Times New Roman" w:cs="Times New Roman"/>
-          <w:sz w:val="28"/>
-          <w:szCs w:val="28"/>
-          <w:lang w:val="ru-RU" w:eastAsia="ru-RU"/>
-        </w:rPr>
-      </w:pPr>
-      <w:r>
-        <w:rPr>
-          <w:rFonts w:ascii="Times New Roman" w:eastAsia="Times New Roman" w:hAnsi="Times New Roman" w:cs="Times New Roman"/>
-          <w:b/>
-          <w:bCs/>
-          <w:sz w:val="28"/>
-          <w:szCs w:val="28"/>
-          <w:lang w:val="ru-RU" w:eastAsia="ru-RU"/>
-        </w:rPr>
-        <w:t xml:space="preserve">Кут </w:t>
-      </w:r>
-      <w:proofErr w:type="spellStart"/>
-      <w:r>
-        <w:rPr>
-          <w:rFonts w:ascii="Times New Roman" w:eastAsia="Times New Roman" w:hAnsi="Times New Roman" w:cs="Times New Roman"/>
-          <w:b/>
-          <w:bCs/>
-          <w:sz w:val="28"/>
-          <w:szCs w:val="28"/>
-          <w:lang w:val="ru-RU" w:eastAsia="ru-RU"/>
-        </w:rPr>
-        <w:t>кидання</w:t>
-      </w:r>
-      <w:proofErr w:type="spellEnd"/>
-      <w:r>
-        <w:rPr>
-          <w:rFonts w:ascii="Times New Roman" w:eastAsia="Times New Roman" w:hAnsi="Times New Roman" w:cs="Times New Roman"/>
-          <w:b/>
-          <w:bCs/>
-          <w:sz w:val="28"/>
-          <w:szCs w:val="28"/>
-          <w:lang w:val="ru-RU" w:eastAsia="ru-RU"/>
-        </w:rPr>
-        <w:t xml:space="preserve"> (α)</w:t>
-      </w:r>
+      <w:r>
+        <w:rPr>
+          <w:rFonts w:ascii="Times New Roman" w:eastAsia="Times New Roman" w:hAnsi="Times New Roman" w:cs="Times New Roman"/>
+          <w:sz w:val="28"/>
+          <w:szCs w:val="28"/>
+          <w:lang w:val="ru-RU" w:eastAsia="ru-RU"/>
+        </w:rPr>
+        <w:t xml:space="preserve">тип: </w:t>
+      </w:r>
+      <w:proofErr w:type="spellStart"/>
+      <w:r>
+        <w:rPr>
+          <w:rFonts w:ascii="Times New Roman" w:eastAsia="Times New Roman" w:hAnsi="Times New Roman" w:cs="Times New Roman"/>
+          <w:sz w:val="28"/>
+          <w:szCs w:val="28"/>
+          <w:lang w:val="ru-RU" w:eastAsia="ru-RU"/>
+        </w:rPr>
+        <w:t>float</w:t>
+      </w:r>
+      <w:proofErr w:type="spellEnd"/>
       <w:r>
         <w:rPr>
           <w:rFonts w:ascii="Times New Roman" w:eastAsia="Times New Roman" w:hAnsi="Times New Roman" w:cs="Times New Roman"/>
@@ -1246,273 +1277,6 @@
           <w:szCs w:val="28"/>
           <w:lang w:val="ru-RU" w:eastAsia="ru-RU"/>
         </w:rPr>
-        <w:t xml:space="preserve">тип: </w:t>
-      </w:r>
-      <w:proofErr w:type="spellStart"/>
-      <w:r>
-        <w:rPr>
-          <w:rFonts w:ascii="Times New Roman" w:eastAsia="Times New Roman" w:hAnsi="Times New Roman" w:cs="Times New Roman"/>
-          <w:sz w:val="28"/>
-          <w:szCs w:val="28"/>
-          <w:lang w:val="ru-RU" w:eastAsia="ru-RU"/>
-        </w:rPr>
-        <w:t>float</w:t>
-      </w:r>
-      <w:proofErr w:type="spellEnd"/>
-      <w:r>
-        <w:rPr>
-          <w:rFonts w:ascii="Times New Roman" w:eastAsia="Times New Roman" w:hAnsi="Times New Roman" w:cs="Times New Roman"/>
-          <w:sz w:val="28"/>
-          <w:szCs w:val="28"/>
-          <w:lang w:val="ru-RU" w:eastAsia="ru-RU"/>
-        </w:rPr>
-        <w:t xml:space="preserve"> </w:t>
-      </w:r>
-    </w:p>
-    <w:p>
-      <w:pPr>
-        <w:numPr>
-          <w:ilvl w:val="1"/>
-          <w:numId w:val="5"/>
-        </w:numPr>
-        <w:spacing w:before="100" w:beforeAutospacing="1" w:after="100" w:afterAutospacing="1" w:line="360" w:lineRule="auto"/>
-        <w:rPr>
-          <w:rFonts w:ascii="Times New Roman" w:eastAsia="Times New Roman" w:hAnsi="Times New Roman" w:cs="Times New Roman"/>
-          <w:sz w:val="28"/>
-          <w:szCs w:val="28"/>
-          <w:lang w:val="ru-RU" w:eastAsia="ru-RU"/>
-        </w:rPr>
-      </w:pPr>
-      <w:proofErr w:type="spellStart"/>
-      <w:r>
-        <w:rPr>
-          <w:rFonts w:ascii="Times New Roman" w:eastAsia="Times New Roman" w:hAnsi="Times New Roman" w:cs="Times New Roman"/>
-          <w:sz w:val="28"/>
-          <w:szCs w:val="28"/>
-          <w:lang w:val="ru-RU" w:eastAsia="ru-RU"/>
-        </w:rPr>
-        <w:t>одиниці</w:t>
-      </w:r>
-      <w:proofErr w:type="spellEnd"/>
-      <w:r>
-        <w:rPr>
-          <w:rFonts w:ascii="Times New Roman" w:eastAsia="Times New Roman" w:hAnsi="Times New Roman" w:cs="Times New Roman"/>
-          <w:sz w:val="28"/>
-          <w:szCs w:val="28"/>
-          <w:lang w:val="ru-RU" w:eastAsia="ru-RU"/>
-        </w:rPr>
-        <w:t xml:space="preserve">: </w:t>
-      </w:r>
-      <w:proofErr w:type="spellStart"/>
-      <w:r>
-        <w:rPr>
-          <w:rFonts w:ascii="Times New Roman" w:eastAsia="Times New Roman" w:hAnsi="Times New Roman" w:cs="Times New Roman"/>
-          <w:sz w:val="28"/>
-          <w:szCs w:val="28"/>
-          <w:lang w:val="ru-RU" w:eastAsia="ru-RU"/>
-        </w:rPr>
-        <w:t>градуси</w:t>
-      </w:r>
-      <w:proofErr w:type="spellEnd"/>
-      <w:r>
-        <w:rPr>
-          <w:rFonts w:ascii="Times New Roman" w:eastAsia="Times New Roman" w:hAnsi="Times New Roman" w:cs="Times New Roman"/>
-          <w:sz w:val="28"/>
-          <w:szCs w:val="28"/>
-          <w:lang w:val="ru-RU" w:eastAsia="ru-RU"/>
-        </w:rPr>
-        <w:t xml:space="preserve"> </w:t>
-      </w:r>
-    </w:p>
-    <w:p>
-      <w:pPr>
-        <w:numPr>
-          <w:ilvl w:val="1"/>
-          <w:numId w:val="5"/>
-        </w:numPr>
-        <w:spacing w:before="100" w:beforeAutospacing="1" w:after="100" w:afterAutospacing="1" w:line="360" w:lineRule="auto"/>
-        <w:rPr>
-          <w:rFonts w:ascii="Times New Roman" w:eastAsia="Times New Roman" w:hAnsi="Times New Roman" w:cs="Times New Roman"/>
-          <w:sz w:val="28"/>
-          <w:szCs w:val="28"/>
-          <w:lang w:val="ru-RU" w:eastAsia="ru-RU"/>
-        </w:rPr>
-      </w:pPr>
-      <w:proofErr w:type="spellStart"/>
-      <w:r>
-        <w:rPr>
-          <w:rFonts w:ascii="Times New Roman" w:eastAsia="Times New Roman" w:hAnsi="Times New Roman" w:cs="Times New Roman"/>
-          <w:sz w:val="28"/>
-          <w:szCs w:val="28"/>
-          <w:lang w:val="ru-RU" w:eastAsia="ru-RU"/>
-        </w:rPr>
-        <w:t>умова</w:t>
-      </w:r>
-      <w:proofErr w:type="spellEnd"/>
-      <w:r>
-        <w:rPr>
-          <w:rFonts w:ascii="Times New Roman" w:eastAsia="Times New Roman" w:hAnsi="Times New Roman" w:cs="Times New Roman"/>
-          <w:sz w:val="28"/>
-          <w:szCs w:val="28"/>
-          <w:lang w:val="ru-RU" w:eastAsia="ru-RU"/>
-        </w:rPr>
-        <w:t xml:space="preserve">: 0 </w:t>
-      </w:r>
-      <w:proofErr w:type="gramStart"/>
-      <w:r>
-        <w:rPr>
-          <w:rFonts w:ascii="Times New Roman" w:eastAsia="Times New Roman" w:hAnsi="Times New Roman" w:cs="Times New Roman"/>
-          <w:sz w:val="28"/>
-          <w:szCs w:val="28"/>
-          <w:lang w:val="ru-RU" w:eastAsia="ru-RU"/>
-        </w:rPr>
-        <w:t>&lt; α</w:t>
-      </w:r>
-      <w:proofErr w:type="gramEnd"/>
-      <w:r>
-        <w:rPr>
-          <w:rFonts w:ascii="Times New Roman" w:eastAsia="Times New Roman" w:hAnsi="Times New Roman" w:cs="Times New Roman"/>
-          <w:sz w:val="28"/>
-          <w:szCs w:val="28"/>
-          <w:lang w:val="ru-RU" w:eastAsia="ru-RU"/>
-        </w:rPr>
-        <w:t xml:space="preserve"> </w:t>
-      </w:r>
-      <w:proofErr w:type="gramStart"/>
-      <w:r>
-        <w:rPr>
-          <w:rFonts w:ascii="Times New Roman" w:eastAsia="Times New Roman" w:hAnsi="Times New Roman" w:cs="Times New Roman"/>
-          <w:sz w:val="28"/>
-          <w:szCs w:val="28"/>
-          <w:lang w:val="ru-RU" w:eastAsia="ru-RU"/>
-        </w:rPr>
-        <w:t>&lt; 90</w:t>
-      </w:r>
-      <w:proofErr w:type="gramEnd"/>
-      <w:r>
-        <w:rPr>
-          <w:rFonts w:ascii="Times New Roman" w:eastAsia="Times New Roman" w:hAnsi="Times New Roman" w:cs="Times New Roman"/>
-          <w:sz w:val="28"/>
-          <w:szCs w:val="28"/>
-          <w:lang w:val="ru-RU" w:eastAsia="ru-RU"/>
-        </w:rPr>
-        <w:t xml:space="preserve"> </w:t>
-      </w:r>
-    </w:p>
-    <w:p>
-      <w:pPr>
-        <w:numPr>
-          <w:ilvl w:val="0"/>
-          <w:numId w:val="5"/>
-        </w:numPr>
-        <w:spacing w:before="100" w:beforeAutospacing="1" w:after="100" w:afterAutospacing="1" w:line="360" w:lineRule="auto"/>
-        <w:rPr>
-          <w:rFonts w:ascii="Times New Roman" w:eastAsia="Times New Roman" w:hAnsi="Times New Roman" w:cs="Times New Roman"/>
-          <w:sz w:val="28"/>
-          <w:szCs w:val="28"/>
-          <w:lang w:val="ru-RU" w:eastAsia="ru-RU"/>
-        </w:rPr>
-      </w:pPr>
-      <w:proofErr w:type="spellStart"/>
-      <w:r>
-        <w:rPr>
-          <w:rFonts w:ascii="Times New Roman" w:eastAsia="Times New Roman" w:hAnsi="Times New Roman" w:cs="Times New Roman"/>
-          <w:b/>
-          <w:bCs/>
-          <w:sz w:val="28"/>
-          <w:szCs w:val="28"/>
-          <w:lang w:val="ru-RU" w:eastAsia="ru-RU"/>
-        </w:rPr>
-        <w:t>Прискорення</w:t>
-      </w:r>
-      <w:proofErr w:type="spellEnd"/>
-      <w:r>
-        <w:rPr>
-          <w:rFonts w:ascii="Times New Roman" w:eastAsia="Times New Roman" w:hAnsi="Times New Roman" w:cs="Times New Roman"/>
-          <w:b/>
-          <w:bCs/>
-          <w:sz w:val="28"/>
-          <w:szCs w:val="28"/>
-          <w:lang w:val="ru-RU" w:eastAsia="ru-RU"/>
-        </w:rPr>
-        <w:t xml:space="preserve"> (g)</w:t>
-      </w:r>
-      <w:r>
-        <w:rPr>
-          <w:rFonts w:ascii="Times New Roman" w:eastAsia="Times New Roman" w:hAnsi="Times New Roman" w:cs="Times New Roman"/>
-          <w:sz w:val="28"/>
-          <w:szCs w:val="28"/>
-          <w:lang w:val="ru-RU" w:eastAsia="ru-RU"/>
-        </w:rPr>
-        <w:t xml:space="preserve"> </w:t>
-      </w:r>
-    </w:p>
-    <w:p>
-      <w:pPr>
-        <w:numPr>
-          <w:ilvl w:val="1"/>
-          <w:numId w:val="5"/>
-        </w:numPr>
-        <w:spacing w:before="100" w:beforeAutospacing="1" w:after="100" w:afterAutospacing="1" w:line="360" w:lineRule="auto"/>
-        <w:rPr>
-          <w:rFonts w:ascii="Times New Roman" w:eastAsia="Times New Roman" w:hAnsi="Times New Roman" w:cs="Times New Roman"/>
-          <w:sz w:val="28"/>
-          <w:szCs w:val="28"/>
-          <w:lang w:val="ru-RU" w:eastAsia="ru-RU"/>
-        </w:rPr>
-      </w:pPr>
-      <w:r>
-        <w:rPr>
-          <w:rFonts w:ascii="Times New Roman" w:eastAsia="Times New Roman" w:hAnsi="Times New Roman" w:cs="Times New Roman"/>
-          <w:sz w:val="28"/>
-          <w:szCs w:val="28"/>
-          <w:lang w:val="ru-RU" w:eastAsia="ru-RU"/>
-        </w:rPr>
-        <w:t xml:space="preserve">тип: </w:t>
-      </w:r>
-      <w:proofErr w:type="spellStart"/>
-      <w:r>
-        <w:rPr>
-          <w:rFonts w:ascii="Times New Roman" w:eastAsia="Times New Roman" w:hAnsi="Times New Roman" w:cs="Times New Roman"/>
-          <w:sz w:val="28"/>
-          <w:szCs w:val="28"/>
-          <w:lang w:val="ru-RU" w:eastAsia="ru-RU"/>
-        </w:rPr>
-        <w:t>float</w:t>
-      </w:r>
-      <w:proofErr w:type="spellEnd"/>
-      <w:r>
-        <w:rPr>
-          <w:rFonts w:ascii="Times New Roman" w:eastAsia="Times New Roman" w:hAnsi="Times New Roman" w:cs="Times New Roman"/>
-          <w:sz w:val="28"/>
-          <w:szCs w:val="28"/>
-          <w:lang w:val="ru-RU" w:eastAsia="ru-RU"/>
-        </w:rPr>
-        <w:t xml:space="preserve"> </w:t>
-      </w:r>
-    </w:p>
-    <w:p>
-      <w:pPr>
-        <w:numPr>
-          <w:ilvl w:val="1"/>
-          <w:numId w:val="5"/>
-        </w:numPr>
-        <w:spacing w:before="100" w:beforeAutospacing="1" w:after="100" w:afterAutospacing="1" w:line="360" w:lineRule="auto"/>
-        <w:rPr>
-          <w:rFonts w:ascii="Times New Roman" w:eastAsia="Times New Roman" w:hAnsi="Times New Roman" w:cs="Times New Roman"/>
-          <w:sz w:val="28"/>
-          <w:szCs w:val="28"/>
-          <w:lang w:val="ru-RU" w:eastAsia="ru-RU"/>
-        </w:rPr>
-      </w:pPr>
-      <w:r>
-        <w:rPr>
-          <w:rFonts w:ascii="Times New Roman" w:eastAsia="Times New Roman" w:hAnsi="Times New Roman" w:cs="Times New Roman"/>
-          <w:sz w:val="28"/>
-          <w:szCs w:val="28"/>
-          <w:lang w:val="ru-RU" w:eastAsia="ru-RU"/>
-        </w:rPr>
-        <w:lastRenderedPageBreak/>
         <w:t xml:space="preserve">за </w:t>
       </w:r>
       <w:proofErr w:type="spellStart"/>
@@ -1569,6 +1333,7 @@
           <w:szCs w:val="36"/>
           <w:lang w:val="ru-RU" w:eastAsia="ru-RU"/>
         </w:rPr>
+        <w:lastRenderedPageBreak/>
         <w:t xml:space="preserve">1.4 </w:t>
       </w:r>
       <w:proofErr w:type="spellStart"/>
@@ -2604,7 +2369,6 @@
           <w:szCs w:val="36"/>
           <w:lang w:val="ru-RU" w:eastAsia="ru-RU"/>
         </w:rPr>
-        <w:lastRenderedPageBreak/>
         <w:t xml:space="preserve">1.6 </w:t>
       </w:r>
       <w:proofErr w:type="spellStart"/>
@@ -2726,6 +2490,7 @@
           <w:szCs w:val="28"/>
           <w:lang w:val="ru-RU" w:eastAsia="ru-RU"/>
         </w:rPr>
+        <w:lastRenderedPageBreak/>
         <w:t>numpy</w:t>
       </w:r>
       <w:proofErr w:type="spellEnd"/>
